--- a/클라비/01_클라비_경쟁사분석.docx
+++ b/클라비/01_클라비_경쟁사분석.docx
@@ -5679,6 +5679,120 @@
           <w:lang w:eastAsia="ko-KR"/>
         </w:rPr>
         <w:t>건국대 경영대학원 석사 및 동 대학원 박사</w:t>
+      </w:r>
+    </w:p>
+    <w:p>
+      <w:r>
+        <w:rPr>
+          <w:rFonts w:ascii="맑은 고딕" w:hAnsi="맑은 고딕"/>
+          <w:b/>
+        </w:rPr>
+        <w:t>[참고] 안인구 대표 명함</w:t>
+      </w:r>
+    </w:p>
+    <w:p>
+      <w:r>
+        <w:rPr>
+          <w:rFonts w:ascii="맑은 고딕" w:hAnsi="맑은 고딕"/>
+          <w:i/>
+          <w:sz w:val="18"/>
+        </w:rPr>
+        <w:t>앞면</w:t>
+      </w:r>
+    </w:p>
+    <w:p>
+      <w:r>
+        <w:drawing>
+          <wp:inline xmlns:a="http://schemas.openxmlformats.org/drawingml/2006/main" xmlns:pic="http://schemas.openxmlformats.org/drawingml/2006/picture">
+            <wp:extent cx="4114800" cy="2253967"/>
+            <wp:docPr id="1" name="Picture 1"/>
+            <wp:cNvGraphicFramePr>
+              <a:graphicFrameLocks noChangeAspect="1"/>
+            </wp:cNvGraphicFramePr>
+            <a:graphic>
+              <a:graphicData uri="http://schemas.openxmlformats.org/drawingml/2006/picture">
+                <pic:pic>
+                  <pic:nvPicPr>
+                    <pic:cNvPr id="0" name="안인구대표명함_앞면.jpg"/>
+                    <pic:cNvPicPr/>
+                  </pic:nvPicPr>
+                  <pic:blipFill>
+                    <a:blip r:embed="rId8"/>
+                    <a:stretch>
+                      <a:fillRect/>
+                    </a:stretch>
+                  </pic:blipFill>
+                  <pic:spPr>
+                    <a:xfrm>
+                      <a:off x="0" y="0"/>
+                      <a:ext cx="4114800" cy="2253967"/>
+                    </a:xfrm>
+                    <a:prstGeom prst="rect"/>
+                  </pic:spPr>
+                </pic:pic>
+              </a:graphicData>
+            </a:graphic>
+          </wp:inline>
+        </w:drawing>
+      </w:r>
+    </w:p>
+    <w:p>
+      <w:r>
+        <w:rPr>
+          <w:rFonts w:ascii="맑은 고딕" w:hAnsi="맑은 고딕"/>
+          <w:i/>
+          <w:sz w:val="18"/>
+        </w:rPr>
+        <w:t>뒷면</w:t>
+      </w:r>
+    </w:p>
+    <w:p>
+      <w:r>
+        <w:drawing>
+          <wp:inline xmlns:a="http://schemas.openxmlformats.org/drawingml/2006/main" xmlns:pic="http://schemas.openxmlformats.org/drawingml/2006/picture">
+            <wp:extent cx="4114800" cy="2246070"/>
+            <wp:docPr id="2" name="Picture 2"/>
+            <wp:cNvGraphicFramePr>
+              <a:graphicFrameLocks noChangeAspect="1"/>
+            </wp:cNvGraphicFramePr>
+            <a:graphic>
+              <a:graphicData uri="http://schemas.openxmlformats.org/drawingml/2006/picture">
+                <pic:pic>
+                  <pic:nvPicPr>
+                    <pic:cNvPr id="0" name="안인구대표명함_뒷면.jpg"/>
+                    <pic:cNvPicPr/>
+                  </pic:nvPicPr>
+                  <pic:blipFill>
+                    <a:blip r:embed="rId9"/>
+                    <a:stretch>
+                      <a:fillRect/>
+                    </a:stretch>
+                  </pic:blipFill>
+                  <pic:spPr>
+                    <a:xfrm>
+                      <a:off x="0" y="0"/>
+                      <a:ext cx="4114800" cy="2246070"/>
+                    </a:xfrm>
+                    <a:prstGeom prst="rect"/>
+                  </pic:spPr>
+                </pic:pic>
+              </a:graphicData>
+            </a:graphic>
+          </wp:inline>
+        </w:drawing>
+      </w:r>
+    </w:p>
+    <w:p>
+      <w:pPr>
+        <w:ind w:left="432"/>
+      </w:pPr>
+      <w:r>
+        <w:rPr>
+          <w:rFonts w:ascii="맑은 고딕" w:hAnsi="맑은 고딕"/>
+          <w:i/>
+          <w:color w:val="333399"/>
+        </w:rPr>
+        <w:t>※ 위 명함은 약 2년 전(2024년경) 수령한 것으로, 명함에 기재된 주소(서울특별시 송파구 법원로 114 엠스테이트 A동 903호)는 현재 본사 주소(서울 송파구 문정동, NH송파농협빌딩 — 위 1번 표 참고)와 다름. 이전한 것으로 추정되며 참고용으로만 활용.</w:t>
       </w:r>
     </w:p>
     <w:p>
